--- a/Gokul_Krishna_Resume.docx
+++ b/Gokul_Krishna_Resume.docx
@@ -68,14 +68,27 @@
       </w:r>
     </w:p>
     <w:p>
+      <w:r>
+        <w:t>[</w:t>
+      </w:r>
+      <w:r>
+        <w:t>Some text about me</w:t>
+      </w:r>
+      <w:r>
+        <w:t>]</w:t>
+      </w:r>
+    </w:p>
+    <w:p>
       <w:pPr>
         <w:rPr>
           <w:lang w:val="en-IN"/>
         </w:rPr>
       </w:pPr>
-      <w:r>
-        <w:t>Some text about me</w:t>
-      </w:r>
+    </w:p>
+    <w:p>
+      <w:pPr>
+        <w:pStyle w:val="Heading1"/>
+      </w:pPr>
     </w:p>
     <w:p>
       <w:pPr>
@@ -86,23 +99,12 @@
       </w:r>
     </w:p>
     <w:p>
-      <w:proofErr w:type="spellStart"/>
-      <w:proofErr w:type="gramStart"/>
       <w:r>
         <w:rPr>
           <w:b/>
           <w:bCs/>
         </w:rPr>
-        <w:t>B.Tech</w:t>
-      </w:r>
-      <w:proofErr w:type="spellEnd"/>
-      <w:proofErr w:type="gramEnd"/>
-      <w:r>
-        <w:rPr>
-          <w:b/>
-          <w:bCs/>
-        </w:rPr>
-        <w:t xml:space="preserve"> in Computer and Communication Engineering (CCE)</w:t>
+        <w:t>B.Tech in Computer and Communication Engineering (CCE)</w:t>
       </w:r>
       <w:r>
         <w:rPr>
@@ -141,6 +143,13 @@
         <w:t>Software Engineer I</w:t>
       </w:r>
       <w:r>
+        <w:rPr>
+          <w:b/>
+          <w:bCs/>
+        </w:rPr>
+        <w:t xml:space="preserve"> &amp; II</w:t>
+      </w:r>
+      <w:r>
         <w:t xml:space="preserve"> | </w:t>
       </w:r>
       <w:r>
@@ -150,72 +159,18 @@
         <w:t>–</w:t>
       </w:r>
       <w:r>
-        <w:t xml:space="preserve"> 2026</w:t>
+        <w:t xml:space="preserve"> </w:t>
+      </w:r>
+      <w:r>
+        <w:t>Present</w:t>
       </w:r>
     </w:p>
     <w:p>
       <w:r>
-        <w:t xml:space="preserve">[Some content needs to be added here, data API service, rhapsody, 3mmodal, </w:t>
-      </w:r>
-      <w:proofErr w:type="spellStart"/>
-      <w:r>
-        <w:t>freemarker</w:t>
-      </w:r>
-      <w:proofErr w:type="spellEnd"/>
-      <w:r>
-        <w:t>, CIM Service etc.</w:t>
-      </w:r>
-      <w:r>
-        <w:t xml:space="preserve"> in bullet points</w:t>
-      </w:r>
-      <w:r>
-        <w:t>.]</w:t>
+        <w:t>Engineered GitHub automation workflows for dynamic namespace creation and seamless container onboarding, reducing manual deployment overhead and accelerating CI/CD pipelines.</w:t>
       </w:r>
     </w:p>
-    <w:p>
-      <w:r>
-        <w:rPr>
-          <w:b/>
-          <w:bCs/>
-        </w:rPr>
-        <w:t>Software Engineer II</w:t>
-      </w:r>
-      <w:r>
-        <w:t xml:space="preserve"> | </w:t>
-      </w:r>
-      <w:r>
-        <w:t>Philips | Present</w:t>
-      </w:r>
-    </w:p>
-    <w:p>
-      <w:r>
-        <w:t xml:space="preserve">[Some content needs to be added </w:t>
-      </w:r>
-      <w:proofErr w:type="gramStart"/>
-      <w:r>
-        <w:t xml:space="preserve">here,  </w:t>
-      </w:r>
-      <w:proofErr w:type="spellStart"/>
-      <w:r>
-        <w:t>Github</w:t>
-      </w:r>
-      <w:proofErr w:type="spellEnd"/>
-      <w:proofErr w:type="gramEnd"/>
-      <w:r>
-        <w:t xml:space="preserve"> automation for Namespace creation and container onboarding</w:t>
-      </w:r>
-      <w:r>
-        <w:t xml:space="preserve"> in bullet </w:t>
-      </w:r>
-      <w:proofErr w:type="gramStart"/>
-      <w:r>
-        <w:t>points</w:t>
-      </w:r>
-      <w:r>
-        <w:t xml:space="preserve"> ]</w:t>
-      </w:r>
-      <w:proofErr w:type="gramEnd"/>
-    </w:p>
+    <w:p/>
     <w:p>
       <w:pPr>
         <w:pStyle w:val="Heading1"/>
@@ -257,15 +212,7 @@
         <w:t>API &amp; Security</w:t>
       </w:r>
       <w:r>
-        <w:t xml:space="preserve">: REST APIs, Spring </w:t>
-      </w:r>
-      <w:proofErr w:type="spellStart"/>
-      <w:r>
-        <w:t>GraphQL</w:t>
-      </w:r>
-      <w:proofErr w:type="spellEnd"/>
-      <w:r>
-        <w:t>, Spring Security, JWT Auth, OAuth2.0, Exception Handling</w:t>
+        <w:t>: REST APIs, Spring GraphQL, Spring Security, JWT Auth, OAuth2.0, Exception Handling</w:t>
       </w:r>
     </w:p>
     <w:p>
@@ -314,7 +261,10 @@
     </w:p>
     <w:p>
       <w:r>
-        <w:t>Healthcare Patient Management API (FHIR R4)</w:t>
+        <w:t xml:space="preserve">Healthcare Patient Management </w:t>
+      </w:r>
+      <w:r>
+        <w:t>Service</w:t>
       </w:r>
     </w:p>
     <w:p>
@@ -334,15 +284,7 @@
         <w:t>Developed a</w:t>
       </w:r>
       <w:r>
-        <w:t xml:space="preserve"> Spring Boot service supporting </w:t>
-      </w:r>
-      <w:proofErr w:type="spellStart"/>
-      <w:r>
-        <w:t>GraphQL</w:t>
-      </w:r>
-      <w:proofErr w:type="spellEnd"/>
-      <w:r>
-        <w:t xml:space="preserve"> and REST APIs to manage patient data</w:t>
+        <w:t xml:space="preserve"> Spring Boot service supporting GraphQL and REST APIs to manage patient data</w:t>
       </w:r>
       <w:r>
         <w:t xml:space="preserve"> </w:t>
@@ -357,7 +299,17 @@
         <w:t xml:space="preserve"> MySQL for persistence.</w:t>
       </w:r>
     </w:p>
-    <w:p/>
+    <w:p>
+      <w:pPr>
+        <w:tabs>
+          <w:tab w:val="left" w:pos="810"/>
+        </w:tabs>
+      </w:pPr>
+      <w:r>
+        <w:lastRenderedPageBreak/>
+        <w:t>WHAT TO DO NOW, Add 1(microservice) project in the person al section, say personal project and then have the Data API Service(Put it in work experience Make it Java,u need to think of it as a java project now) , ask Aviral or clausde on how its converted to the cloud and how it is working in cloud.</w:t>
+      </w:r>
+    </w:p>
     <w:sectPr>
       <w:pgSz w:w="12240" w:h="15840"/>
       <w:pgMar w:top="900" w:right="1080" w:bottom="1440" w:left="1080" w:header="720" w:footer="720" w:gutter="0"/>
